--- a/fuentes/CF1_63340071_DI.docx
+++ b/fuentes/CF1_63340071_DI.docx
@@ -1914,7 +1914,23 @@
           <w:sz w:val="20"/>
           <w:szCs w:val="20"/>
         </w:rPr>
-        <w:t>¿Cómo ofrecer a un cliente una experiencia significativa?</w:t>
+        <w:t>¿</w:t>
+      </w:r>
+      <w:r>
+        <w:rPr>
+          <w:b/>
+          <w:sz w:val="20"/>
+          <w:szCs w:val="20"/>
+        </w:rPr>
+        <w:t>c</w:t>
+      </w:r>
+      <w:r>
+        <w:rPr>
+          <w:b/>
+          <w:sz w:val="20"/>
+          <w:szCs w:val="20"/>
+        </w:rPr>
+        <w:t>ómo ofrecer a un cliente una experiencia significativa?</w:t>
       </w:r>
       <w:r>
         <w:rPr>
@@ -3483,7 +3499,21 @@
           <w:sz w:val="20"/>
           <w:szCs w:val="20"/>
         </w:rPr>
-        <w:t xml:space="preserve">andería, teléfono y recreación entre otros. </w:t>
+        <w:t>andería, teléfono y recreación</w:t>
+      </w:r>
+      <w:r>
+        <w:rPr>
+          <w:sz w:val="20"/>
+          <w:szCs w:val="20"/>
+        </w:rPr>
+        <w:t>,</w:t>
+      </w:r>
+      <w:r>
+        <w:rPr>
+          <w:sz w:val="20"/>
+          <w:szCs w:val="20"/>
+        </w:rPr>
+        <w:t xml:space="preserve"> entre otros. </w:t>
       </w:r>
     </w:p>
     <w:p>
@@ -4558,7 +4588,21 @@
           <w:sz w:val="20"/>
           <w:szCs w:val="20"/>
         </w:rPr>
-        <w:t>Normalmente se utilizan las estrellas p</w:t>
+        <w:t>Normalmente</w:t>
+      </w:r>
+      <w:r>
+        <w:rPr>
+          <w:sz w:val="20"/>
+          <w:szCs w:val="20"/>
+        </w:rPr>
+        <w:t>,</w:t>
+      </w:r>
+      <w:r>
+        <w:rPr>
+          <w:sz w:val="20"/>
+          <w:szCs w:val="20"/>
+        </w:rPr>
+        <w:t xml:space="preserve"> se utilizan las estrellas p</w:t>
       </w:r>
       <w:r>
         <w:rPr>
@@ -5132,6 +5176,7 @@
         </w:rPr>
         <w:t xml:space="preserve">o por 190 centímetros de largo. La habitación doble que cuente con dos camas sencillas también se le conoce como habitación </w:t>
       </w:r>
+      <w:proofErr w:type="spellStart"/>
       <w:r>
         <w:rPr>
           <w:i/>
@@ -5139,7 +5184,17 @@
           <w:sz w:val="20"/>
           <w:szCs w:val="20"/>
         </w:rPr>
-        <w:t>twin.</w:t>
+        <w:t>twin</w:t>
+      </w:r>
+      <w:proofErr w:type="spellEnd"/>
+      <w:r>
+        <w:rPr>
+          <w:i/>
+          <w:iCs/>
+          <w:sz w:val="20"/>
+          <w:szCs w:val="20"/>
+        </w:rPr>
+        <w:t>.</w:t>
       </w:r>
       <w:r>
         <w:rPr>
@@ -5489,8 +5544,19 @@
           <w:sz w:val="20"/>
           <w:szCs w:val="20"/>
         </w:rPr>
-        <w:t>Queen Size</w:t>
-      </w:r>
+        <w:t xml:space="preserve">Queen </w:t>
+      </w:r>
+      <w:proofErr w:type="spellStart"/>
+      <w:r>
+        <w:rPr>
+          <w:i/>
+          <w:iCs/>
+          <w:sz w:val="20"/>
+          <w:szCs w:val="20"/>
+        </w:rPr>
+        <w:t>Size</w:t>
+      </w:r>
+      <w:proofErr w:type="spellEnd"/>
       <w:r>
         <w:rPr>
           <w:sz w:val="20"/>
@@ -5932,6 +5998,7 @@
         </w:rPr>
         <w:t xml:space="preserve">Es un </w:t>
       </w:r>
+      <w:proofErr w:type="spellStart"/>
       <w:r>
         <w:rPr>
           <w:i/>
@@ -5939,7 +6006,17 @@
           <w:sz w:val="20"/>
           <w:szCs w:val="20"/>
         </w:rPr>
-        <w:t xml:space="preserve">brochure </w:t>
+        <w:t>brochure</w:t>
+      </w:r>
+      <w:proofErr w:type="spellEnd"/>
+      <w:r>
+        <w:rPr>
+          <w:i/>
+          <w:iCs/>
+          <w:sz w:val="20"/>
+          <w:szCs w:val="20"/>
+        </w:rPr>
+        <w:t xml:space="preserve"> </w:t>
       </w:r>
       <w:r>
         <w:rPr>
@@ -6524,7 +6601,7 @@
           <w:sz w:val="20"/>
           <w:szCs w:val="20"/>
         </w:rPr>
-        <w:t>n</w:t>
+        <w:t>s</w:t>
       </w:r>
       <w:r>
         <w:rPr>
@@ -6588,7 +6665,21 @@
           <w:sz w:val="20"/>
           <w:szCs w:val="20"/>
         </w:rPr>
-        <w:t xml:space="preserve"> área se ofrecen los servicios de botones, de despertador de conserjería. </w:t>
+        <w:t xml:space="preserve"> área se ofrecen los servicios de botones, de despertador</w:t>
+      </w:r>
+      <w:r>
+        <w:rPr>
+          <w:sz w:val="20"/>
+          <w:szCs w:val="20"/>
+        </w:rPr>
+        <w:t>,</w:t>
+      </w:r>
+      <w:r>
+        <w:rPr>
+          <w:sz w:val="20"/>
+          <w:szCs w:val="20"/>
+        </w:rPr>
+        <w:t xml:space="preserve"> de conserjería. </w:t>
       </w:r>
     </w:p>
     <w:p>
@@ -6672,6 +6763,7 @@
         </w:rPr>
         <w:t>(</w:t>
       </w:r>
+      <w:proofErr w:type="spellStart"/>
       <w:r>
         <w:rPr>
           <w:i/>
@@ -6679,8 +6771,29 @@
           <w:sz w:val="20"/>
           <w:szCs w:val="20"/>
         </w:rPr>
-        <w:t>room service</w:t>
-      </w:r>
+        <w:t>room</w:t>
+      </w:r>
+      <w:proofErr w:type="spellEnd"/>
+      <w:r>
+        <w:rPr>
+          <w:i/>
+          <w:iCs/>
+          <w:sz w:val="20"/>
+          <w:szCs w:val="20"/>
+        </w:rPr>
+        <w:t xml:space="preserve"> </w:t>
+      </w:r>
+      <w:proofErr w:type="spellStart"/>
+      <w:r>
+        <w:rPr>
+          <w:i/>
+          <w:iCs/>
+          <w:sz w:val="20"/>
+          <w:szCs w:val="20"/>
+        </w:rPr>
+        <w:t>service</w:t>
+      </w:r>
+      <w:proofErr w:type="spellEnd"/>
       <w:r>
         <w:rPr>
           <w:sz w:val="20"/>
@@ -7028,7 +7141,21 @@
           <w:szCs w:val="20"/>
         </w:rPr>
         <w:lastRenderedPageBreak/>
-        <w:t xml:space="preserve">Esta área está encargada del lavado, desinfección y mantenimiento de la lencería del hotel como sabanas, fundas de almohadas, toallas y otros textiles utilizados en las habitaciones y áreas comunes del hotel. Ofrece el servicio de lavandería para huéspedes lavado y planchado. </w:t>
+        <w:t>Esta área está encargada del lavado, desinfección y mantenimiento de la lencería del hotel como sabanas, fundas de almohadas, toallas y otros textiles utilizados en las habitaciones y áreas comunes del hotel. Ofrece el servicio de lavandería para huéspedes</w:t>
+      </w:r>
+      <w:r>
+        <w:rPr>
+          <w:sz w:val="20"/>
+          <w:szCs w:val="20"/>
+        </w:rPr>
+        <w:t>,</w:t>
+      </w:r>
+      <w:r>
+        <w:rPr>
+          <w:sz w:val="20"/>
+          <w:szCs w:val="20"/>
+        </w:rPr>
+        <w:t xml:space="preserve"> lavado y planchado. </w:t>
       </w:r>
     </w:p>
     <w:p>
@@ -7753,6 +7880,7 @@
         </w:rPr>
         <w:t xml:space="preserve">Espacios </w:t>
       </w:r>
+      <w:proofErr w:type="spellStart"/>
       <w:r>
         <w:rPr>
           <w:i/>
@@ -7760,8 +7888,29 @@
           <w:sz w:val="20"/>
           <w:szCs w:val="20"/>
         </w:rPr>
-        <w:t>pet friendly</w:t>
-      </w:r>
+        <w:t>pet</w:t>
+      </w:r>
+      <w:proofErr w:type="spellEnd"/>
+      <w:r>
+        <w:rPr>
+          <w:i/>
+          <w:iCs/>
+          <w:sz w:val="20"/>
+          <w:szCs w:val="20"/>
+        </w:rPr>
+        <w:t xml:space="preserve"> </w:t>
+      </w:r>
+      <w:proofErr w:type="spellStart"/>
+      <w:r>
+        <w:rPr>
+          <w:i/>
+          <w:iCs/>
+          <w:sz w:val="20"/>
+          <w:szCs w:val="20"/>
+        </w:rPr>
+        <w:t>friendly</w:t>
+      </w:r>
+      <w:proofErr w:type="spellEnd"/>
       <w:r>
         <w:rPr>
           <w:i/>
@@ -8641,7 +8790,21 @@
           <w:sz w:val="20"/>
           <w:szCs w:val="20"/>
         </w:rPr>
-        <w:t>: clientes que hacen reservas a última hora, buscan disponibilidad inmediata pueden estar dispuestos a pagar un poco más por la conveniencia.</w:t>
+        <w:t>: clientes que hacen reservas a última hora, buscan disponibilidad inmediata</w:t>
+      </w:r>
+      <w:r>
+        <w:rPr>
+          <w:sz w:val="20"/>
+          <w:szCs w:val="20"/>
+        </w:rPr>
+        <w:t>,</w:t>
+      </w:r>
+      <w:r>
+        <w:rPr>
+          <w:sz w:val="20"/>
+          <w:szCs w:val="20"/>
+        </w:rPr>
+        <w:t xml:space="preserve"> pueden estar dispuestos a pagar un poco más por la conveniencia.</w:t>
       </w:r>
     </w:p>
     <w:p>
@@ -9689,8 +9852,20 @@
           <w:szCs w:val="20"/>
           <w:shd w:val="clear" w:color="auto" w:fill="FFFFFF"/>
         </w:rPr>
-        <w:t xml:space="preserve"> communicare</w:t>
-      </w:r>
+        <w:t xml:space="preserve"> </w:t>
+      </w:r>
+      <w:proofErr w:type="spellStart"/>
+      <w:r>
+        <w:rPr>
+          <w:i/>
+          <w:iCs/>
+          <w:sz w:val="20"/>
+          <w:szCs w:val="20"/>
+          <w:shd w:val="clear" w:color="auto" w:fill="FFFFFF"/>
+        </w:rPr>
+        <w:t>communicare</w:t>
+      </w:r>
+      <w:proofErr w:type="spellEnd"/>
       <w:r>
         <w:rPr>
           <w:sz w:val="20"/>
@@ -13906,7 +14081,115 @@
           <w:szCs w:val="20"/>
           <w:shd w:val="clear" w:color="auto" w:fill="FFFFFF"/>
         </w:rPr>
-        <w:t>Saludar y dar la bienvenida acompañada con una sonrisa y con un saludo formal de buenos días/buenas tardes/buenas noches/bienvenido al establecimiento (se nombra el establecimiento)</w:t>
+        <w:t>Saludar y dar la bienvenida acompañada con una sonrisa y con un saludo formal de buenos días</w:t>
+      </w:r>
+      <w:r>
+        <w:rPr>
+          <w:rFonts w:ascii="Arial" w:hAnsi="Arial" w:cs="Arial"/>
+          <w:sz w:val="20"/>
+          <w:szCs w:val="20"/>
+          <w:shd w:val="clear" w:color="auto" w:fill="FFFFFF"/>
+        </w:rPr>
+        <w:t xml:space="preserve"> </w:t>
+      </w:r>
+      <w:r>
+        <w:rPr>
+          <w:rFonts w:ascii="Arial" w:hAnsi="Arial" w:cs="Arial"/>
+          <w:sz w:val="20"/>
+          <w:szCs w:val="20"/>
+          <w:shd w:val="clear" w:color="auto" w:fill="FFFFFF"/>
+        </w:rPr>
+        <w:t>/</w:t>
+      </w:r>
+      <w:r>
+        <w:rPr>
+          <w:rFonts w:ascii="Arial" w:hAnsi="Arial" w:cs="Arial"/>
+          <w:sz w:val="20"/>
+          <w:szCs w:val="20"/>
+          <w:shd w:val="clear" w:color="auto" w:fill="FFFFFF"/>
+        </w:rPr>
+        <w:t xml:space="preserve"> </w:t>
+      </w:r>
+      <w:r>
+        <w:rPr>
+          <w:rFonts w:ascii="Arial" w:hAnsi="Arial" w:cs="Arial"/>
+          <w:sz w:val="20"/>
+          <w:szCs w:val="20"/>
+          <w:shd w:val="clear" w:color="auto" w:fill="FFFFFF"/>
+        </w:rPr>
+        <w:t>buenas tardes</w:t>
+      </w:r>
+      <w:r>
+        <w:rPr>
+          <w:rFonts w:ascii="Arial" w:hAnsi="Arial" w:cs="Arial"/>
+          <w:sz w:val="20"/>
+          <w:szCs w:val="20"/>
+          <w:shd w:val="clear" w:color="auto" w:fill="FFFFFF"/>
+        </w:rPr>
+        <w:t xml:space="preserve"> </w:t>
+      </w:r>
+      <w:r>
+        <w:rPr>
+          <w:rFonts w:ascii="Arial" w:hAnsi="Arial" w:cs="Arial"/>
+          <w:sz w:val="20"/>
+          <w:szCs w:val="20"/>
+          <w:shd w:val="clear" w:color="auto" w:fill="FFFFFF"/>
+        </w:rPr>
+        <w:t>/</w:t>
+      </w:r>
+      <w:r>
+        <w:rPr>
+          <w:rFonts w:ascii="Arial" w:hAnsi="Arial" w:cs="Arial"/>
+          <w:sz w:val="20"/>
+          <w:szCs w:val="20"/>
+          <w:shd w:val="clear" w:color="auto" w:fill="FFFFFF"/>
+        </w:rPr>
+        <w:t xml:space="preserve"> </w:t>
+      </w:r>
+      <w:r>
+        <w:rPr>
+          <w:rFonts w:ascii="Arial" w:hAnsi="Arial" w:cs="Arial"/>
+          <w:sz w:val="20"/>
+          <w:szCs w:val="20"/>
+          <w:shd w:val="clear" w:color="auto" w:fill="FFFFFF"/>
+        </w:rPr>
+        <w:t>buenas noches</w:t>
+      </w:r>
+      <w:r>
+        <w:rPr>
+          <w:rFonts w:ascii="Arial" w:hAnsi="Arial" w:cs="Arial"/>
+          <w:sz w:val="20"/>
+          <w:szCs w:val="20"/>
+          <w:shd w:val="clear" w:color="auto" w:fill="FFFFFF"/>
+        </w:rPr>
+        <w:t xml:space="preserve"> </w:t>
+      </w:r>
+      <w:r>
+        <w:rPr>
+          <w:rFonts w:ascii="Arial" w:hAnsi="Arial" w:cs="Arial"/>
+          <w:sz w:val="20"/>
+          <w:szCs w:val="20"/>
+          <w:shd w:val="clear" w:color="auto" w:fill="FFFFFF"/>
+        </w:rPr>
+        <w:t>/</w:t>
+      </w:r>
+      <w:r>
+        <w:rPr>
+          <w:rFonts w:ascii="Arial" w:hAnsi="Arial" w:cs="Arial"/>
+          <w:sz w:val="20"/>
+          <w:szCs w:val="20"/>
+          <w:shd w:val="clear" w:color="auto" w:fill="FFFFFF"/>
+        </w:rPr>
+        <w:t xml:space="preserve"> </w:t>
+      </w:r>
+      <w:r>
+        <w:rPr>
+          <w:rFonts w:ascii="Arial" w:hAnsi="Arial" w:cs="Arial"/>
+          <w:sz w:val="20"/>
+          <w:szCs w:val="20"/>
+          <w:shd w:val="clear" w:color="auto" w:fill="FFFFFF"/>
+        </w:rPr>
+        <w:t>bienvenido al establecimiento (se nombra el establecimiento)</w:t>
       </w:r>
       <w:r>
         <w:rPr>
@@ -16168,6 +16451,7 @@
         </w:rPr>
         <w:t xml:space="preserve">. Los PMS (por sus siglas en inglés </w:t>
       </w:r>
+      <w:proofErr w:type="spellStart"/>
       <w:r>
         <w:rPr>
           <w:rFonts w:ascii="Arial" w:hAnsi="Arial" w:cs="Arial"/>
@@ -16177,7 +16461,19 @@
           <w:szCs w:val="20"/>
           <w:shd w:val="clear" w:color="auto" w:fill="FFFFFF"/>
         </w:rPr>
-        <w:t xml:space="preserve">Property </w:t>
+        <w:t>Property</w:t>
+      </w:r>
+      <w:proofErr w:type="spellEnd"/>
+      <w:r>
+        <w:rPr>
+          <w:rFonts w:ascii="Arial" w:hAnsi="Arial" w:cs="Arial"/>
+          <w:i/>
+          <w:iCs/>
+          <w:sz w:val="20"/>
+          <w:szCs w:val="20"/>
+          <w:shd w:val="clear" w:color="auto" w:fill="FFFFFF"/>
+        </w:rPr>
+        <w:t xml:space="preserve"> </w:t>
       </w:r>
       <w:r>
         <w:rPr>
@@ -16189,8 +16485,22 @@
           <w:szCs w:val="20"/>
           <w:shd w:val="clear" w:color="auto" w:fill="FFFFFF"/>
         </w:rPr>
-        <w:t>Management System</w:t>
-      </w:r>
+        <w:t xml:space="preserve">Management </w:t>
+      </w:r>
+      <w:proofErr w:type="spellStart"/>
+      <w:r>
+        <w:rPr>
+          <w:rFonts w:ascii="Arial" w:hAnsi="Arial" w:cs="Arial"/>
+          <w:i/>
+          <w:iCs/>
+          <w:color w:val="111111"/>
+          <w:sz w:val="20"/>
+          <w:szCs w:val="20"/>
+          <w:shd w:val="clear" w:color="auto" w:fill="FFFFFF"/>
+        </w:rPr>
+        <w:t>System</w:t>
+      </w:r>
+      <w:proofErr w:type="spellEnd"/>
       <w:r>
         <w:rPr>
           <w:rFonts w:ascii="Arial" w:hAnsi="Arial" w:cs="Arial"/>
@@ -16821,7 +17131,31 @@
           <w:szCs w:val="20"/>
           <w:shd w:val="clear" w:color="auto" w:fill="FFFFFF"/>
         </w:rPr>
-        <w:t>Online Travel Agency</w:t>
+        <w:t xml:space="preserve">Online </w:t>
+      </w:r>
+      <w:proofErr w:type="spellStart"/>
+      <w:r>
+        <w:rPr>
+          <w:rFonts w:ascii="Arial" w:hAnsi="Arial" w:cs="Arial"/>
+          <w:i/>
+          <w:iCs/>
+          <w:sz w:val="20"/>
+          <w:szCs w:val="20"/>
+          <w:shd w:val="clear" w:color="auto" w:fill="FFFFFF"/>
+        </w:rPr>
+        <w:t>Travel</w:t>
+      </w:r>
+      <w:proofErr w:type="spellEnd"/>
+      <w:r>
+        <w:rPr>
+          <w:rFonts w:ascii="Arial" w:hAnsi="Arial" w:cs="Arial"/>
+          <w:i/>
+          <w:iCs/>
+          <w:sz w:val="20"/>
+          <w:szCs w:val="20"/>
+          <w:shd w:val="clear" w:color="auto" w:fill="FFFFFF"/>
+        </w:rPr>
+        <w:t xml:space="preserve"> Agency</w:t>
       </w:r>
       <w:r>
         <w:rPr>
@@ -18189,7 +18523,25 @@
           <w:szCs w:val="20"/>
           <w:shd w:val="clear" w:color="auto" w:fill="FFFFFF"/>
         </w:rPr>
-        <w:t xml:space="preserve">si son menores de edad </w:t>
+        <w:t>si son menores de edad</w:t>
+      </w:r>
+      <w:r>
+        <w:rPr>
+          <w:rFonts w:ascii="Arial" w:hAnsi="Arial" w:cs="Arial"/>
+          <w:sz w:val="20"/>
+          <w:szCs w:val="20"/>
+          <w:shd w:val="clear" w:color="auto" w:fill="FFFFFF"/>
+        </w:rPr>
+        <w:t>,</w:t>
+      </w:r>
+      <w:r>
+        <w:rPr>
+          <w:rFonts w:ascii="Arial" w:hAnsi="Arial" w:cs="Arial"/>
+          <w:sz w:val="20"/>
+          <w:szCs w:val="20"/>
+          <w:shd w:val="clear" w:color="auto" w:fill="FFFFFF"/>
+        </w:rPr>
+        <w:t xml:space="preserve"> </w:t>
       </w:r>
       <w:r>
         <w:rPr>
@@ -18520,7 +18872,27 @@
           <w:szCs w:val="20"/>
           <w:shd w:val="clear" w:color="auto" w:fill="FFFFFF"/>
         </w:rPr>
-        <w:t>PILAS AL ALOJAR”</w:t>
+        <w:t>P</w:t>
+      </w:r>
+      <w:r>
+        <w:rPr>
+          <w:rFonts w:ascii="Arial" w:hAnsi="Arial" w:cs="Arial"/>
+          <w:b/>
+          <w:sz w:val="20"/>
+          <w:szCs w:val="20"/>
+          <w:shd w:val="clear" w:color="auto" w:fill="FFFFFF"/>
+        </w:rPr>
+        <w:t>ilas al alojar</w:t>
+      </w:r>
+      <w:r>
+        <w:rPr>
+          <w:rFonts w:ascii="Arial" w:hAnsi="Arial" w:cs="Arial"/>
+          <w:b/>
+          <w:sz w:val="20"/>
+          <w:szCs w:val="20"/>
+          <w:shd w:val="clear" w:color="auto" w:fill="FFFFFF"/>
+        </w:rPr>
+        <w:t>”</w:t>
       </w:r>
     </w:p>
     <w:p>
@@ -18641,7 +19013,25 @@
           <w:szCs w:val="20"/>
           <w:shd w:val="clear" w:color="auto" w:fill="FFFFFF"/>
         </w:rPr>
-        <w:t xml:space="preserve">Solicitar todos los datos del turista al momento del registro en el establecimiento de alojamiento o vivienda turística de acuerdo con la obligación que existe desde la Ley 300 de 1996 sobre la Tarjeta de Registro Hotelero, posteriormente Tarjeta de Registro de Alojamiento con la Ley 2068 de 2020. </w:t>
+        <w:t>Solicitar todos los datos del turista al momento del registro en el establecimiento de alojamiento o vivienda turística</w:t>
+      </w:r>
+      <w:r>
+        <w:rPr>
+          <w:rFonts w:ascii="Arial" w:hAnsi="Arial" w:cs="Arial"/>
+          <w:sz w:val="20"/>
+          <w:szCs w:val="20"/>
+          <w:shd w:val="clear" w:color="auto" w:fill="FFFFFF"/>
+        </w:rPr>
+        <w:t>,</w:t>
+      </w:r>
+      <w:r>
+        <w:rPr>
+          <w:rFonts w:ascii="Arial" w:hAnsi="Arial" w:cs="Arial"/>
+          <w:sz w:val="20"/>
+          <w:szCs w:val="20"/>
+          <w:shd w:val="clear" w:color="auto" w:fill="FFFFFF"/>
+        </w:rPr>
+        <w:t xml:space="preserve"> de acuerdo con la obligación que existe desde la Ley 300 de 1996 sobre la Tarjeta de Registro Hotelero, posteriormente Tarjeta de Registro de Alojamiento con la Ley 2068 de 2020. </w:t>
       </w:r>
     </w:p>
     <w:p>
@@ -19198,7 +19588,43 @@
           <w:szCs w:val="20"/>
           <w:shd w:val="clear" w:color="auto" w:fill="FFFFFF"/>
         </w:rPr>
-        <w:t>Registro nacional de turismo (RNT)</w:t>
+        <w:t xml:space="preserve">Registro </w:t>
+      </w:r>
+      <w:r>
+        <w:rPr>
+          <w:rFonts w:ascii="Arial" w:hAnsi="Arial" w:cs="Arial"/>
+          <w:sz w:val="20"/>
+          <w:szCs w:val="20"/>
+          <w:shd w:val="clear" w:color="auto" w:fill="FFFFFF"/>
+        </w:rPr>
+        <w:t>N</w:t>
+      </w:r>
+      <w:r>
+        <w:rPr>
+          <w:rFonts w:ascii="Arial" w:hAnsi="Arial" w:cs="Arial"/>
+          <w:sz w:val="20"/>
+          <w:szCs w:val="20"/>
+          <w:shd w:val="clear" w:color="auto" w:fill="FFFFFF"/>
+        </w:rPr>
+        <w:t xml:space="preserve">acional de </w:t>
+      </w:r>
+      <w:r>
+        <w:rPr>
+          <w:rFonts w:ascii="Arial" w:hAnsi="Arial" w:cs="Arial"/>
+          <w:sz w:val="20"/>
+          <w:szCs w:val="20"/>
+          <w:shd w:val="clear" w:color="auto" w:fill="FFFFFF"/>
+        </w:rPr>
+        <w:t>T</w:t>
+      </w:r>
+      <w:r>
+        <w:rPr>
+          <w:rFonts w:ascii="Arial" w:hAnsi="Arial" w:cs="Arial"/>
+          <w:sz w:val="20"/>
+          <w:szCs w:val="20"/>
+          <w:shd w:val="clear" w:color="auto" w:fill="FFFFFF"/>
+        </w:rPr>
+        <w:t>urismo (RNT)</w:t>
       </w:r>
       <w:r>
         <w:rPr>
@@ -19621,6 +20047,7 @@
         </w:rPr>
         <w:t>Fecha de entrada (</w:t>
       </w:r>
+      <w:proofErr w:type="spellStart"/>
       <w:r>
         <w:rPr>
           <w:rFonts w:ascii="Arial" w:hAnsi="Arial" w:cs="Arial"/>
@@ -19629,16 +20056,9 @@
           <w:sz w:val="20"/>
           <w:szCs w:val="20"/>
         </w:rPr>
-        <w:t>check-in</w:t>
-      </w:r>
-      <w:r>
-        <w:rPr>
-          <w:rFonts w:ascii="Arial" w:hAnsi="Arial" w:cs="Arial"/>
-          <w:sz w:val="20"/>
-          <w:szCs w:val="20"/>
-        </w:rPr>
-        <w:t>) y de salida (</w:t>
-      </w:r>
+        <w:t>check</w:t>
+      </w:r>
+      <w:proofErr w:type="spellEnd"/>
       <w:r>
         <w:rPr>
           <w:rFonts w:ascii="Arial" w:hAnsi="Arial" w:cs="Arial"/>
@@ -19647,8 +20067,28 @@
           <w:sz w:val="20"/>
           <w:szCs w:val="20"/>
         </w:rPr>
+        <w:t>-in</w:t>
+      </w:r>
+      <w:r>
+        <w:rPr>
+          <w:rFonts w:ascii="Arial" w:hAnsi="Arial" w:cs="Arial"/>
+          <w:sz w:val="20"/>
+          <w:szCs w:val="20"/>
+        </w:rPr>
+        <w:t>) y de salida (</w:t>
+      </w:r>
+      <w:proofErr w:type="spellStart"/>
+      <w:r>
+        <w:rPr>
+          <w:rFonts w:ascii="Arial" w:hAnsi="Arial" w:cs="Arial"/>
+          <w:i/>
+          <w:iCs/>
+          <w:sz w:val="20"/>
+          <w:szCs w:val="20"/>
+        </w:rPr>
         <w:t>check-out</w:t>
       </w:r>
+      <w:proofErr w:type="spellEnd"/>
       <w:r>
         <w:rPr>
           <w:rFonts w:ascii="Arial" w:hAnsi="Arial" w:cs="Arial"/>
@@ -19717,7 +20157,23 @@
           <w:sz w:val="20"/>
           <w:szCs w:val="20"/>
         </w:rPr>
-        <w:t>utor se requiere va</w:t>
+        <w:t>utor</w:t>
+      </w:r>
+      <w:r>
+        <w:rPr>
+          <w:rFonts w:ascii="Arial" w:hAnsi="Arial" w:cs="Arial"/>
+          <w:sz w:val="20"/>
+          <w:szCs w:val="20"/>
+        </w:rPr>
+        <w:t>,</w:t>
+      </w:r>
+      <w:r>
+        <w:rPr>
+          <w:rFonts w:ascii="Arial" w:hAnsi="Arial" w:cs="Arial"/>
+          <w:sz w:val="20"/>
+          <w:szCs w:val="20"/>
+        </w:rPr>
+        <w:t xml:space="preserve"> se requiere va</w:t>
       </w:r>
       <w:r>
         <w:rPr>
@@ -19919,7 +20375,23 @@
           <w:sz w:val="20"/>
           <w:szCs w:val="20"/>
         </w:rPr>
-        <w:t>, entre otros servicios, para personas que no están alojadas y van con niñas, niños o adolescentes es necesario que se exijan los mismos requisitos para demostrar el parentesco.</w:t>
+        <w:t>, entre otros servicios, para personas que no están alojadas y van con niñas, niños o adolescentes</w:t>
+      </w:r>
+      <w:r>
+        <w:rPr>
+          <w:rFonts w:ascii="Arial" w:hAnsi="Arial" w:cs="Arial"/>
+          <w:sz w:val="20"/>
+          <w:szCs w:val="20"/>
+        </w:rPr>
+        <w:t>,</w:t>
+      </w:r>
+      <w:r>
+        <w:rPr>
+          <w:rFonts w:ascii="Arial" w:hAnsi="Arial" w:cs="Arial"/>
+          <w:sz w:val="20"/>
+          <w:szCs w:val="20"/>
+        </w:rPr>
+        <w:t xml:space="preserve"> es necesario que se exijan los mismos requisitos para demostrar el parentesco.</w:t>
       </w:r>
     </w:p>
     <w:p>
@@ -20625,7 +21097,25 @@
           <w:szCs w:val="20"/>
           <w:shd w:val="clear" w:color="auto" w:fill="FFFFFF"/>
         </w:rPr>
-        <w:t xml:space="preserve">La comunicación es el elemento fundamental dentro de las técnicas de ventas se da presencial y no presencial (telefónicamente o escrita): </w:t>
+        <w:t>La comunicación es el elemento fundamental dentro de las técnicas de ventas</w:t>
+      </w:r>
+      <w:r>
+        <w:rPr>
+          <w:rFonts w:ascii="Arial" w:hAnsi="Arial" w:cs="Arial"/>
+          <w:sz w:val="20"/>
+          <w:szCs w:val="20"/>
+          <w:shd w:val="clear" w:color="auto" w:fill="FFFFFF"/>
+        </w:rPr>
+        <w:t>,</w:t>
+      </w:r>
+      <w:r>
+        <w:rPr>
+          <w:rFonts w:ascii="Arial" w:hAnsi="Arial" w:cs="Arial"/>
+          <w:sz w:val="20"/>
+          <w:szCs w:val="20"/>
+          <w:shd w:val="clear" w:color="auto" w:fill="FFFFFF"/>
+        </w:rPr>
+        <w:t xml:space="preserve"> se da presencial y no presencial (telefónicamente o escrita): </w:t>
       </w:r>
     </w:p>
     <w:p>
@@ -21125,7 +21615,33 @@
           <w:bdr w:val="none" w:sz="0" w:space="0" w:color="auto" w:frame="1"/>
           <w:shd w:val="clear" w:color="auto" w:fill="FFFFFF"/>
         </w:rPr>
-        <w:t xml:space="preserve">Sistema de entrenamiento Zelev Noel </w:t>
+        <w:t xml:space="preserve">Sistema de entrenamiento </w:t>
+      </w:r>
+      <w:proofErr w:type="spellStart"/>
+      <w:r>
+        <w:rPr>
+          <w:rStyle w:val="Textoennegrita"/>
+          <w:rFonts w:ascii="Arial" w:hAnsi="Arial" w:cs="Arial"/>
+          <w:sz w:val="20"/>
+          <w:szCs w:val="20"/>
+          <w:u w:val="single"/>
+          <w:bdr w:val="none" w:sz="0" w:space="0" w:color="auto" w:frame="1"/>
+          <w:shd w:val="clear" w:color="auto" w:fill="FFFFFF"/>
+        </w:rPr>
+        <w:t>Zelev</w:t>
+      </w:r>
+      <w:proofErr w:type="spellEnd"/>
+      <w:r>
+        <w:rPr>
+          <w:rStyle w:val="Textoennegrita"/>
+          <w:rFonts w:ascii="Arial" w:hAnsi="Arial" w:cs="Arial"/>
+          <w:sz w:val="20"/>
+          <w:szCs w:val="20"/>
+          <w:u w:val="single"/>
+          <w:bdr w:val="none" w:sz="0" w:space="0" w:color="auto" w:frame="1"/>
+          <w:shd w:val="clear" w:color="auto" w:fill="FFFFFF"/>
+        </w:rPr>
+        <w:t xml:space="preserve"> Noel </w:t>
       </w:r>
     </w:p>
     <w:p>
@@ -21167,6 +21683,8 @@
       </w:pPr>
       <w:r>
         <w:rPr>
+          <w:b/>
+          <w:bCs/>
           <w:color w:val="auto"/>
           <w:sz w:val="20"/>
           <w:szCs w:val="20"/>
@@ -21198,6 +21716,8 @@
       </w:pPr>
       <w:r>
         <w:rPr>
+          <w:b/>
+          <w:bCs/>
           <w:color w:val="auto"/>
           <w:sz w:val="20"/>
           <w:szCs w:val="20"/>
@@ -21229,6 +21749,8 @@
       </w:pPr>
       <w:r>
         <w:rPr>
+          <w:b/>
+          <w:bCs/>
           <w:color w:val="auto"/>
           <w:sz w:val="20"/>
           <w:szCs w:val="20"/>
@@ -21260,6 +21782,8 @@
       </w:pPr>
       <w:r>
         <w:rPr>
+          <w:b/>
+          <w:bCs/>
           <w:color w:val="auto"/>
           <w:sz w:val="20"/>
           <w:szCs w:val="20"/>
@@ -21291,6 +21815,8 @@
       </w:pPr>
       <w:r>
         <w:rPr>
+          <w:b/>
+          <w:bCs/>
           <w:color w:val="auto"/>
           <w:sz w:val="20"/>
           <w:szCs w:val="20"/>
@@ -21332,6 +21858,8 @@
       </w:pPr>
       <w:r>
         <w:rPr>
+          <w:b/>
+          <w:bCs/>
           <w:color w:val="auto"/>
           <w:sz w:val="20"/>
           <w:szCs w:val="20"/>
@@ -22311,7 +22839,22 @@
           <w:sz w:val="20"/>
           <w:szCs w:val="20"/>
         </w:rPr>
-        <w:t xml:space="preserve"> línea no menos importante que las demás se encuentran las estrategias que se pueden utilizar para ofrecer un producto y lograr una venta efectiva.  </w:t>
+        <w:t xml:space="preserve"> línea no menos importante que las demás se encuentran las estrategias que se pueden utilizar para ofrecer un producto y lograr una venta </w:t>
+      </w:r>
+      <w:commentRangeStart w:id="44"/>
+      <w:r>
+        <w:rPr>
+          <w:sz w:val="20"/>
+          <w:szCs w:val="20"/>
+        </w:rPr>
+        <w:t xml:space="preserve">efectiva.  </w:t>
+      </w:r>
+      <w:commentRangeEnd w:id="44"/>
+      <w:r>
+        <w:rPr>
+          <w:rStyle w:val="Refdecomentario"/>
+        </w:rPr>
+        <w:commentReference w:id="44"/>
       </w:r>
     </w:p>
     <w:p>
@@ -23406,6 +23949,7 @@
               <w:jc w:val="both"/>
               <w:rPr>
                 <w:b w:val="0"/>
+                <w:bCs/>
                 <w:sz w:val="20"/>
                 <w:szCs w:val="20"/>
               </w:rPr>
@@ -23414,21 +23958,25 @@
               <w:r>
                 <w:rPr>
                   <w:rStyle w:val="Hipervnculo"/>
-                  <w:b w:val="0"/>
+                  <w:bCs/>
                   <w:sz w:val="20"/>
                   <w:szCs w:val="20"/>
                 </w:rPr>
-                <w:t>https://alianzapacifico.net/assets/gallery/Terminologia-y-Metodologia-para-la-Homologacion-Version-Final.pdf</w:t>
+                <w:t>https://alianzapacifico.net/wp-content/uploads/Terminologia-y-Metodologia-para-la-Homologacion-Version-Final.pdf</w:t>
               </w:r>
             </w:hyperlink>
-            <w:r>
+          </w:p>
+          <w:p>
+            <w:pPr>
+              <w:pStyle w:val="Normal0"/>
+              <w:spacing w:line="276" w:lineRule="auto"/>
+              <w:jc w:val="both"/>
               <w:rPr>
                 <w:b w:val="0"/>
                 <w:sz w:val="20"/>
                 <w:szCs w:val="20"/>
               </w:rPr>
-              <w:t xml:space="preserve"> </w:t>
-            </w:r>
+            </w:pPr>
           </w:p>
         </w:tc>
       </w:tr>
@@ -23827,6 +24375,7 @@
                 <w:szCs w:val="20"/>
               </w:rPr>
             </w:pPr>
+            <w:proofErr w:type="spellStart"/>
             <w:r>
               <w:rPr>
                 <w:i/>
@@ -23836,6 +24385,7 @@
               </w:rPr>
               <w:t>Brochure</w:t>
             </w:r>
+            <w:proofErr w:type="spellEnd"/>
           </w:p>
         </w:tc>
         <w:tc>
@@ -24426,6 +24976,7 @@
                 <w:szCs w:val="20"/>
               </w:rPr>
             </w:pPr>
+            <w:proofErr w:type="spellStart"/>
             <w:r>
               <w:rPr>
                 <w:i/>
@@ -24433,8 +24984,29 @@
                 <w:sz w:val="20"/>
                 <w:szCs w:val="20"/>
               </w:rPr>
-              <w:t>Pet friendly</w:t>
+              <w:t>Pet</w:t>
             </w:r>
+            <w:proofErr w:type="spellEnd"/>
+            <w:r>
+              <w:rPr>
+                <w:i/>
+                <w:iCs/>
+                <w:sz w:val="20"/>
+                <w:szCs w:val="20"/>
+              </w:rPr>
+              <w:t xml:space="preserve"> </w:t>
+            </w:r>
+            <w:proofErr w:type="spellStart"/>
+            <w:r>
+              <w:rPr>
+                <w:i/>
+                <w:iCs/>
+                <w:sz w:val="20"/>
+                <w:szCs w:val="20"/>
+              </w:rPr>
+              <w:t>friendly</w:t>
+            </w:r>
+            <w:proofErr w:type="spellEnd"/>
           </w:p>
         </w:tc>
         <w:tc>
@@ -24560,6 +25132,7 @@
                 <w:szCs w:val="20"/>
               </w:rPr>
             </w:pPr>
+            <w:proofErr w:type="spellStart"/>
             <w:r>
               <w:rPr>
                 <w:i/>
@@ -24567,8 +25140,29 @@
                 <w:sz w:val="20"/>
                 <w:szCs w:val="20"/>
               </w:rPr>
-              <w:t>Room service</w:t>
+              <w:t>Room</w:t>
             </w:r>
+            <w:proofErr w:type="spellEnd"/>
+            <w:r>
+              <w:rPr>
+                <w:i/>
+                <w:iCs/>
+                <w:sz w:val="20"/>
+                <w:szCs w:val="20"/>
+              </w:rPr>
+              <w:t xml:space="preserve"> </w:t>
+            </w:r>
+            <w:proofErr w:type="spellStart"/>
+            <w:r>
+              <w:rPr>
+                <w:i/>
+                <w:iCs/>
+                <w:sz w:val="20"/>
+                <w:szCs w:val="20"/>
+              </w:rPr>
+              <w:t>service</w:t>
+            </w:r>
+            <w:proofErr w:type="spellEnd"/>
           </w:p>
         </w:tc>
         <w:tc>
@@ -24801,7 +25395,23 @@
                 <w:sz w:val="20"/>
                 <w:szCs w:val="20"/>
               </w:rPr>
-              <w:t xml:space="preserve">ealiza es espacios naturales y en terrenos irregulares. </w:t>
+              <w:t xml:space="preserve">ealiza </w:t>
+            </w:r>
+            <w:r>
+              <w:rPr>
+                <w:b w:val="0"/>
+                <w:sz w:val="20"/>
+                <w:szCs w:val="20"/>
+              </w:rPr>
+              <w:t>en</w:t>
+            </w:r>
+            <w:r>
+              <w:rPr>
+                <w:b w:val="0"/>
+                <w:sz w:val="20"/>
+                <w:szCs w:val="20"/>
+              </w:rPr>
+              <w:t xml:space="preserve"> espacios naturales y en terrenos irregulares. </w:t>
             </w:r>
           </w:p>
         </w:tc>
@@ -25320,13 +25930,23 @@
           <w:bdr w:val="single" w:sz="2" w:space="0" w:color="ECEDEE" w:frame="1"/>
         </w:rPr>
       </w:pPr>
+      <w:proofErr w:type="spellStart"/>
       <w:r>
         <w:rPr>
           <w:color w:val="05103E"/>
           <w:sz w:val="20"/>
           <w:szCs w:val="20"/>
         </w:rPr>
-        <w:t>Ceupe. (2024). </w:t>
+        <w:t>Ceupe</w:t>
+      </w:r>
+      <w:proofErr w:type="spellEnd"/>
+      <w:r>
+        <w:rPr>
+          <w:color w:val="05103E"/>
+          <w:sz w:val="20"/>
+          <w:szCs w:val="20"/>
+        </w:rPr>
+        <w:t>. (2024). </w:t>
       </w:r>
       <w:r>
         <w:rPr>
@@ -25391,13 +26011,23 @@
           <w:bdr w:val="single" w:sz="2" w:space="0" w:color="ECEDEE" w:frame="1"/>
         </w:rPr>
       </w:pPr>
+      <w:proofErr w:type="spellStart"/>
       <w:r>
         <w:rPr>
           <w:color w:val="05103E"/>
           <w:sz w:val="20"/>
           <w:szCs w:val="20"/>
         </w:rPr>
-        <w:t>Cloudbeds. (2024). </w:t>
+        <w:t>Cloudbeds</w:t>
+      </w:r>
+      <w:proofErr w:type="spellEnd"/>
+      <w:r>
+        <w:rPr>
+          <w:color w:val="05103E"/>
+          <w:sz w:val="20"/>
+          <w:szCs w:val="20"/>
+        </w:rPr>
+        <w:t>. (2024). </w:t>
       </w:r>
       <w:r>
         <w:rPr>
@@ -25507,13 +26137,23 @@
           <w:bdr w:val="single" w:sz="2" w:space="0" w:color="ECEDEE" w:frame="1"/>
         </w:rPr>
       </w:pPr>
+      <w:proofErr w:type="spellStart"/>
       <w:r>
         <w:rPr>
           <w:color w:val="05103E"/>
           <w:sz w:val="20"/>
           <w:szCs w:val="20"/>
         </w:rPr>
-        <w:t>Elphick, D. (2024). </w:t>
+        <w:t>Elphick</w:t>
+      </w:r>
+      <w:proofErr w:type="spellEnd"/>
+      <w:r>
+        <w:rPr>
+          <w:color w:val="05103E"/>
+          <w:sz w:val="20"/>
+          <w:szCs w:val="20"/>
+        </w:rPr>
+        <w:t>, D. (2024). </w:t>
       </w:r>
       <w:r>
         <w:rPr>
@@ -25614,14 +26254,25 @@
           <w:bdr w:val="single" w:sz="2" w:space="0" w:color="ECEDEE" w:frame="1"/>
         </w:rPr>
       </w:pPr>
+      <w:proofErr w:type="spellStart"/>
       <w:r>
         <w:rPr>
           <w:color w:val="05103E"/>
           <w:sz w:val="20"/>
           <w:szCs w:val="20"/>
         </w:rPr>
-        <w:t>Jacidi. (2024). Conociendo los Tipos de Clientes en un Hotel. </w:t>
-      </w:r>
+        <w:t>Jacidi</w:t>
+      </w:r>
+      <w:proofErr w:type="spellEnd"/>
+      <w:r>
+        <w:rPr>
+          <w:color w:val="05103E"/>
+          <w:sz w:val="20"/>
+          <w:szCs w:val="20"/>
+        </w:rPr>
+        <w:t>. (2024). Conociendo los Tipos de Clientes en un Hotel. </w:t>
+      </w:r>
+      <w:proofErr w:type="spellStart"/>
       <w:r>
         <w:rPr>
           <w:i/>
@@ -25631,7 +26282,43 @@
           <w:szCs w:val="20"/>
           <w:bdr w:val="single" w:sz="2" w:space="0" w:color="ECEDEE" w:frame="1"/>
         </w:rPr>
-        <w:t>eRoom Suite: Sistema Omnicanal de Comunicación Hotelera</w:t>
+        <w:t>eRoom</w:t>
+      </w:r>
+      <w:proofErr w:type="spellEnd"/>
+      <w:r>
+        <w:rPr>
+          <w:i/>
+          <w:iCs/>
+          <w:color w:val="05103E"/>
+          <w:sz w:val="20"/>
+          <w:szCs w:val="20"/>
+          <w:bdr w:val="single" w:sz="2" w:space="0" w:color="ECEDEE" w:frame="1"/>
+        </w:rPr>
+        <w:t xml:space="preserve"> Suite: Sistema </w:t>
+      </w:r>
+      <w:proofErr w:type="spellStart"/>
+      <w:r>
+        <w:rPr>
+          <w:i/>
+          <w:iCs/>
+          <w:color w:val="05103E"/>
+          <w:sz w:val="20"/>
+          <w:szCs w:val="20"/>
+          <w:bdr w:val="single" w:sz="2" w:space="0" w:color="ECEDEE" w:frame="1"/>
+        </w:rPr>
+        <w:t>Omnicanal</w:t>
+      </w:r>
+      <w:proofErr w:type="spellEnd"/>
+      <w:r>
+        <w:rPr>
+          <w:i/>
+          <w:iCs/>
+          <w:color w:val="05103E"/>
+          <w:sz w:val="20"/>
+          <w:szCs w:val="20"/>
+          <w:bdr w:val="single" w:sz="2" w:space="0" w:color="ECEDEE" w:frame="1"/>
+        </w:rPr>
+        <w:t xml:space="preserve"> de Comunicación Hotelera</w:t>
       </w:r>
       <w:r>
         <w:rPr>
@@ -26123,6 +26810,7 @@
           <w:bdr w:val="single" w:sz="2" w:space="0" w:color="ECEDEE" w:frame="1"/>
         </w:rPr>
       </w:pPr>
+      <w:proofErr w:type="spellStart"/>
       <w:r>
         <w:rPr>
           <w:color w:val="05103E"/>
@@ -26130,7 +26818,17 @@
           <w:szCs w:val="20"/>
           <w:bdr w:val="single" w:sz="2" w:space="0" w:color="ECEDEE" w:frame="1"/>
         </w:rPr>
-        <w:t xml:space="preserve">Zendesk. </w:t>
+        <w:t>Zendesk</w:t>
+      </w:r>
+      <w:proofErr w:type="spellEnd"/>
+      <w:r>
+        <w:rPr>
+          <w:color w:val="05103E"/>
+          <w:sz w:val="20"/>
+          <w:szCs w:val="20"/>
+          <w:bdr w:val="single" w:sz="2" w:space="0" w:color="ECEDEE" w:frame="1"/>
+        </w:rPr>
+        <w:t xml:space="preserve">. </w:t>
       </w:r>
       <w:r>
         <w:rPr>
@@ -26168,7 +26866,31 @@
           <w:szCs w:val="20"/>
           <w:bdr w:val="single" w:sz="2" w:space="0" w:color="ECEDEE" w:frame="1"/>
         </w:rPr>
-        <w:t xml:space="preserve">Blog de Zendesk. </w:t>
+        <w:t xml:space="preserve">Blog de </w:t>
+      </w:r>
+      <w:proofErr w:type="spellStart"/>
+      <w:r>
+        <w:rPr>
+          <w:i/>
+          <w:iCs/>
+          <w:color w:val="05103E"/>
+          <w:sz w:val="20"/>
+          <w:szCs w:val="20"/>
+          <w:bdr w:val="single" w:sz="2" w:space="0" w:color="ECEDEE" w:frame="1"/>
+        </w:rPr>
+        <w:t>Zendesk</w:t>
+      </w:r>
+      <w:proofErr w:type="spellEnd"/>
+      <w:r>
+        <w:rPr>
+          <w:i/>
+          <w:iCs/>
+          <w:color w:val="05103E"/>
+          <w:sz w:val="20"/>
+          <w:szCs w:val="20"/>
+          <w:bdr w:val="single" w:sz="2" w:space="0" w:color="ECEDEE" w:frame="1"/>
+        </w:rPr>
+        <w:t xml:space="preserve">. </w:t>
       </w:r>
       <w:hyperlink r:id="rId39" w:history="1">
         <w:r>
@@ -26217,6 +26939,7 @@
           <w:bdr w:val="single" w:sz="2" w:space="0" w:color="ECEDEE" w:frame="1"/>
         </w:rPr>
       </w:pPr>
+      <w:proofErr w:type="spellStart"/>
       <w:r>
         <w:rPr>
           <w:color w:val="05103E"/>
@@ -26224,7 +26947,17 @@
           <w:szCs w:val="20"/>
           <w:bdr w:val="single" w:sz="2" w:space="0" w:color="ECEDEE" w:frame="1"/>
         </w:rPr>
-        <w:t>Zendesk. (s.f.) Tipos de servicio al cliente: ¿cómo brindar a mejor atención?.</w:t>
+        <w:t>Zendesk</w:t>
+      </w:r>
+      <w:proofErr w:type="spellEnd"/>
+      <w:r>
+        <w:rPr>
+          <w:color w:val="05103E"/>
+          <w:sz w:val="20"/>
+          <w:szCs w:val="20"/>
+          <w:bdr w:val="single" w:sz="2" w:space="0" w:color="ECEDEE" w:frame="1"/>
+        </w:rPr>
+        <w:t>. (s.f.) Tipos de servicio al cliente: ¿cómo brindar a mejor atención?.</w:t>
       </w:r>
       <w:r>
         <w:rPr>
@@ -30132,6 +30865,66 @@
       </w:r>
     </w:p>
   </w:comment>
+  <w:comment w:id="44" w:author="Usuario" w:date="2025-06-13T09:33:00Z" w:initials="U">
+    <w:p>
+      <w:pPr>
+        <w:pStyle w:val="Textocomentario"/>
+      </w:pPr>
+      <w:r>
+        <w:rPr>
+          <w:rStyle w:val="Refdecomentario"/>
+        </w:rPr>
+        <w:annotationRef/>
+      </w:r>
+      <w:r>
+        <w:t>Texto alternativo</w:t>
+      </w:r>
+      <w:r>
+        <w:t xml:space="preserve"> de la síntesis</w:t>
+      </w:r>
+    </w:p>
+    <w:p>
+      <w:pPr>
+        <w:pStyle w:val="Textocomentario"/>
+      </w:pPr>
+      <w:r>
+        <w:t>Esta síntesis</w:t>
+      </w:r>
+      <w:r>
+        <w:t>, titulad</w:t>
+      </w:r>
+      <w:r>
+        <w:t>a</w:t>
+      </w:r>
+      <w:r>
+        <w:t xml:space="preserve"> "</w:t>
+      </w:r>
+      <w:r>
+        <w:t>c</w:t>
+      </w:r>
+      <w:r>
+        <w:t xml:space="preserve">reando </w:t>
+      </w:r>
+      <w:r>
+        <w:t>e</w:t>
+      </w:r>
+      <w:r>
+        <w:t xml:space="preserve">xperiencias desde la </w:t>
+      </w:r>
+      <w:r>
+        <w:t>r</w:t>
+      </w:r>
+      <w:r>
+        <w:t xml:space="preserve">eserva", resume el proceso de gestión en alojamientos turísticos. El diagrama describe cómo se interrelacionan seis áreas clave: conocimientos básicos del sector, </w:t>
+      </w:r>
+      <w:r>
+        <w:t>normativa, apropiación, comunicación, servicio al cliente, sistema de información y estrategias de venta.</w:t>
+      </w:r>
+      <w:r>
+        <w:t xml:space="preserve"> En su conjunto, ilustra el camino para asegurar una experiencia de calidad para el cliente desde el momento de la reserva.</w:t>
+      </w:r>
+    </w:p>
+  </w:comment>
 </w:comments>
 </file>
 
@@ -30170,6 +30963,7 @@
   <w15:commentEx w15:paraId="282BF316" w15:done="0"/>
   <w15:commentEx w15:paraId="4DF0F3DE" w15:done="0"/>
   <w15:commentEx w15:paraId="0B2466F5" w15:done="0"/>
+  <w15:commentEx w15:paraId="736DDC89" w15:done="0"/>
 </w15:commentsEx>
 </file>
 
@@ -30198,6 +30992,7 @@
   <w16cex:commentExtensible w16cex:durableId="51888051" w16cex:dateUtc="2025-05-13T21:55:00Z"/>
   <w16cex:commentExtensible w16cex:durableId="37A01A7E" w16cex:dateUtc="2025-05-13T21:58:00Z"/>
   <w16cex:commentExtensible w16cex:durableId="613F8DD4" w16cex:dateUtc="2025-05-13T22:10:00Z"/>
+  <w16cex:commentExtensible w16cex:durableId="0F10014B" w16cex:dateUtc="2025-06-13T14:33:00Z"/>
 </w16cex:commentsExtensible>
 </file>
 
@@ -30236,6 +31031,7 @@
   <w16cid:commentId w16cid:paraId="282BF316" w16cid:durableId="37A01A7E"/>
   <w16cid:commentId w16cid:paraId="4DF0F3DE" w16cid:durableId="2BCCAC0A"/>
   <w16cid:commentId w16cid:paraId="0B2466F5" w16cid:durableId="613F8DD4"/>
+  <w16cid:commentId w16cid:paraId="736DDC89" w16cid:durableId="0F10014B"/>
 </w16cid:commentsIds>
 </file>
 
@@ -37293,6 +38089,9 @@
   </w15:person>
   <w15:person w15:author="EQUIPO">
     <w15:presenceInfo w15:providerId="None" w15:userId="EQUIPO"/>
+  </w15:person>
+  <w15:person w15:author="Usuario">
+    <w15:presenceInfo w15:providerId="None" w15:userId="Usuario"/>
   </w15:person>
 </w15:people>
 </file>
@@ -39377,23 +40176,6 @@
 </file>
 
 <file path=customXml/item1.xml><?xml version="1.0" encoding="utf-8"?>
-<p:properties xmlns:p="http://schemas.microsoft.com/office/2006/metadata/properties" xmlns:xsi="http://www.w3.org/2001/XMLSchema-instance" xmlns:pc="http://schemas.microsoft.com/office/infopath/2007/PartnerControls">
-  <documentManagement>
-    <TaxCatchAll xmlns="cb45339b-ced9-4d0d-8f64-77573914d53b" xsi:nil="true"/>
-    <lcf76f155ced4ddcb4097134ff3c332f xmlns="43a3ca16-9c26-4813-b83f-4aec9927b43f">
-      <Terms xmlns="http://schemas.microsoft.com/office/infopath/2007/PartnerControls"/>
-    </lcf76f155ced4ddcb4097134ff3c332f>
-  </documentManagement>
-</p:properties>
-</file>
-
-<file path=customXml/item2.xml><?xml version="1.0" encoding="utf-8"?>
-<go:gDocsCustomXmlDataStorage xmlns:go="http://customooxmlschemas.google.com/" xmlns:r="http://schemas.openxmlformats.org/officeDocument/2006/relationships">
-  <go:docsCustomData xmlns:go="http://customooxmlschemas.google.com/" roundtripDataSignature="AMtx7mh3w1sXrKwdjzYCxjbwPkf7wsIk5w==">AMUW2mWhRc/xLonLdtoI8dz4BVu2GREgE7++Eme5Ko+W5/2G+QfXPKxV7NwLPPaJ77IM2LrlHDguxVZnDKcg4iQIvJIe+zJ9DBWjUaWFI+z0k4HbdiCFsJo=</go:docsCustomData>
-</go:gDocsCustomXmlDataStorage>
-</file>
-
-<file path=customXml/item3.xml><?xml version="1.0" encoding="utf-8"?>
 <ct:contentTypeSchema xmlns:ct="http://schemas.microsoft.com/office/2006/metadata/contentType" xmlns:ma="http://schemas.microsoft.com/office/2006/metadata/properties/metaAttributes" ct:_="" ma:_="" ma:contentTypeName="Documento" ma:contentTypeID="0x01010049282E1EDBE9234EA9E6D38F720E265F" ma:contentTypeVersion="15" ma:contentTypeDescription="Crear nuevo documento." ma:contentTypeScope="" ma:versionID="b31c7aa9eaf043a08b87120b3c4916e3">
   <xsd:schema xmlns:xsd="http://www.w3.org/2001/XMLSchema" xmlns:xs="http://www.w3.org/2001/XMLSchema" xmlns:p="http://schemas.microsoft.com/office/2006/metadata/properties" xmlns:ns2="cb45339b-ced9-4d0d-8f64-77573914d53b" xmlns:ns3="43a3ca16-9c26-4813-b83f-4aec9927b43f" targetNamespace="http://schemas.microsoft.com/office/2006/metadata/properties" ma:root="true" ma:fieldsID="3533d065b04d75c457075bc55f1f5315" ns2:_="" ns3:_="">
     <xsd:import namespace="cb45339b-ced9-4d0d-8f64-77573914d53b"/>
@@ -39628,7 +40410,7 @@
 </ct:contentTypeSchema>
 </file>
 
-<file path=customXml/item4.xml><?xml version="1.0" encoding="utf-8"?>
+<file path=customXml/item2.xml><?xml version="1.0" encoding="utf-8"?>
 <?mso-contentType ?>
 <FormTemplates xmlns="http://schemas.microsoft.com/sharepoint/v3/contenttype/forms">
   <Display>DocumentLibraryForm</Display>
@@ -39637,7 +40419,51 @@
 </FormTemplates>
 </file>
 
+<file path=customXml/item3.xml><?xml version="1.0" encoding="utf-8"?>
+<p:properties xmlns:p="http://schemas.microsoft.com/office/2006/metadata/properties" xmlns:xsi="http://www.w3.org/2001/XMLSchema-instance" xmlns:pc="http://schemas.microsoft.com/office/infopath/2007/PartnerControls">
+  <documentManagement>
+    <TaxCatchAll xmlns="cb45339b-ced9-4d0d-8f64-77573914d53b" xsi:nil="true"/>
+    <lcf76f155ced4ddcb4097134ff3c332f xmlns="43a3ca16-9c26-4813-b83f-4aec9927b43f">
+      <Terms xmlns="http://schemas.microsoft.com/office/infopath/2007/PartnerControls"/>
+    </lcf76f155ced4ddcb4097134ff3c332f>
+  </documentManagement>
+</p:properties>
+</file>
+
+<file path=customXml/item4.xml><?xml version="1.0" encoding="utf-8"?>
+<go:gDocsCustomXmlDataStorage xmlns:go="http://customooxmlschemas.google.com/" xmlns:r="http://schemas.openxmlformats.org/officeDocument/2006/relationships">
+  <go:docsCustomData xmlns:go="http://customooxmlschemas.google.com/" roundtripDataSignature="AMtx7mh3w1sXrKwdjzYCxjbwPkf7wsIk5w==">AMUW2mWhRc/xLonLdtoI8dz4BVu2GREgE7++Eme5Ko+W5/2G+QfXPKxV7NwLPPaJ77IM2LrlHDguxVZnDKcg4iQIvJIe+zJ9DBWjUaWFI+z0k4HbdiCFsJo=</go:docsCustomData>
+</go:gDocsCustomXmlDataStorage>
+</file>
+
 <file path=customXml/itemProps1.xml><?xml version="1.0" encoding="utf-8"?>
+<ds:datastoreItem xmlns:ds="http://schemas.openxmlformats.org/officeDocument/2006/customXml" ds:itemID="{F3CC4829-B0AD-4A32-9AF9-0E14247FC3F3}">
+  <ds:schemaRefs>
+    <ds:schemaRef ds:uri="http://schemas.microsoft.com/office/2006/metadata/contentType"/>
+    <ds:schemaRef ds:uri="http://schemas.microsoft.com/office/2006/metadata/properties/metaAttributes"/>
+    <ds:schemaRef ds:uri="http://www.w3.org/2001/XMLSchema"/>
+    <ds:schemaRef ds:uri="http://schemas.microsoft.com/office/2006/metadata/properties"/>
+    <ds:schemaRef ds:uri="cb45339b-ced9-4d0d-8f64-77573914d53b"/>
+    <ds:schemaRef ds:uri="43a3ca16-9c26-4813-b83f-4aec9927b43f"/>
+    <ds:schemaRef ds:uri="http://schemas.microsoft.com/office/2006/documentManagement/types"/>
+    <ds:schemaRef ds:uri="http://schemas.microsoft.com/office/infopath/2007/PartnerControls"/>
+    <ds:schemaRef ds:uri="http://schemas.openxmlformats.org/package/2006/metadata/core-properties"/>
+    <ds:schemaRef ds:uri="http://purl.org/dc/elements/1.1/"/>
+    <ds:schemaRef ds:uri="http://purl.org/dc/terms/"/>
+    <ds:schemaRef ds:uri="http://schemas.microsoft.com/internal/obd"/>
+  </ds:schemaRefs>
+</ds:datastoreItem>
+</file>
+
+<file path=customXml/itemProps2.xml><?xml version="1.0" encoding="utf-8"?>
+<ds:datastoreItem xmlns:ds="http://schemas.openxmlformats.org/officeDocument/2006/customXml" ds:itemID="{83102ECF-E44F-4F73-A78F-FE313D1BFB9A}">
+  <ds:schemaRefs>
+    <ds:schemaRef ds:uri="http://schemas.microsoft.com/sharepoint/v3/contenttype/forms"/>
+  </ds:schemaRefs>
+</ds:datastoreItem>
+</file>
+
+<file path=customXml/itemProps3.xml><?xml version="1.0" encoding="utf-8"?>
 <ds:datastoreItem xmlns:ds="http://schemas.openxmlformats.org/officeDocument/2006/customXml" ds:itemID="{9D9B1A75-0210-4935-8179-95DF20A26AD1}">
   <ds:schemaRefs>
     <ds:schemaRef ds:uri="http://schemas.microsoft.com/office/2006/metadata/properties"/>
@@ -39648,23 +40474,11 @@
 </ds:datastoreItem>
 </file>
 
-<file path=customXml/itemProps2.xml><?xml version="1.0" encoding="utf-8"?>
+<file path=customXml/itemProps4.xml><?xml version="1.0" encoding="utf-8"?>
 <ds:datastoreItem xmlns:ds="http://schemas.openxmlformats.org/officeDocument/2006/customXml" ds:itemID="{11111111-1234-1234-1234-123412341234}">
   <ds:schemaRefs>
     <ds:schemaRef ds:uri="http://customooxmlschemas.google.com/"/>
     <ds:schemaRef ds:uri="http://schemas.openxmlformats.org/officeDocument/2006/relationships"/>
   </ds:schemaRefs>
 </ds:datastoreItem>
-</file>
-
-<file path=customXml/itemProps3.xml><?xml version="1.0" encoding="utf-8"?>
-<ds:datastoreItem xmlns:ds="http://schemas.openxmlformats.org/officeDocument/2006/customXml" ds:itemID="{A460A6C2-9306-4013-B1CF-24C942E0BA1C}"/>
-</file>
-
-<file path=customXml/itemProps4.xml><?xml version="1.0" encoding="utf-8"?>
-<ds:datastoreItem xmlns:ds="http://schemas.openxmlformats.org/officeDocument/2006/customXml" ds:itemID="{83102ECF-E44F-4F73-A78F-FE313D1BFB9A}">
-  <ds:schemaRefs>
-    <ds:schemaRef ds:uri="http://schemas.microsoft.com/sharepoint/v3/contenttype/forms"/>
-  </ds:schemaRefs>
-</ds:datastoreItem>
 </file>